--- a/Rapports_mensuels/Mois2026_06/ipc_note_17_fr_2026_06.docx
+++ b/Rapports_mensuels/Mois2026_06/ipc_note_17_fr_2026_06.docx
@@ -132,7 +132,7 @@
         <w:pStyle w:val="ipcpara0"/>
       </w:pPr>
       <w:r>
-        <w:t xml:space="preserve">En Juin 2026, l’indice des prix à la consommation des ménages de la ville d’Al Hoceima a décru de 1.3% par rapport au mois précédent. En glissement annuel, il a décru de 0.6%.</w:t>
+        <w:t xml:space="preserve">En Juin 2026, l’indice des prix à la consommation des ménages de la ville d’Al Hoceima a décru de 1,3% par rapport au mois précédent. En glissement annuel, il a décru de 0,6%.</w:t>
       </w:r>
     </w:p>
     <w:p>
@@ -160,7 +160,7 @@
         <w:t xml:space="preserve"> </w:t>
       </w:r>
       <w:r>
-        <w:t xml:space="preserve">l’indice des prix des produits alimentaires a diminué de 2.2% en Juin 2026 par rapport à Mai 2026, résultat de la baisse des prix des «Légumes» de 11,6%, des «Fruits» de 2,3%, des «Poisson et fruits de mer» de 2,2% et du «Lait, fromage et œufs» de 1,4%.</w:t>
+        <w:t xml:space="preserve">l’indice des prix des produits alimentaires a diminué de 2,2% en Juin 2026 par rapport à Mai 2026, résultat de la baisse des prix des «Légumes» de 11,6%, des «Fruits» de 2,3%, des «Poisson et fruits de mer» de 2,2% et du «Lait, fromage et œufs» de 1,4%.</w:t>
       </w:r>
     </w:p>
     <w:p>
@@ -168,13 +168,7 @@
         <w:pStyle w:val="ipccorps"/>
       </w:pPr>
       <w:r>
-        <w:t xml:space="preserve">De même, la variation mensuelle de l’indice des produits non alimentaires a décru de 0.2% en raison de la baisse des prix des divisions suivantes: des «Transports» de 1,7% et des «Biens et services divers» de 0,4%. Aussi la hausse hausse des prix des «Restaurants et hôtels» de 2,6%. Ainsi que, la stagnation des indices des autres</w:t>
-      </w:r>
-      <w:r>
-        <w:t xml:space="preserve"> </w:t>
-      </w:r>
-      <w:r>
-        <w:t xml:space="preserve">divisions n’ont pas impacté l’évolution générale.</w:t>
+        <w:t xml:space="preserve">De même, la variation mensuelle de l’indice des produits non alimentaires a décru de 0,2% en raison de la baisse des prix des divisions suivantes: des «Transports» de 1,7% et des «Biens et services divers» de 0,4%. Aussi, la hausse des prix des division: des «Restaurants et hôtels» de 2,6%. Ainsi que, la stagnation des indices des autres divisions n’ont pas impacté l’évolution générale.</w:t>
       </w:r>
     </w:p>
     <w:p>
@@ -198,13 +192,13 @@
         <w:t xml:space="preserve"> </w:t>
       </w:r>
       <w:r>
-        <w:t xml:space="preserve">a baissé de -3.2% en Juin 2026 par rapport à Juin 2025, sous l’effet de la diminution des</w:t>
+        <w:t xml:space="preserve">a baissé de 3,2% en Juin 2026 par rapport à Juin 2025, sous l’effet de la diminution des</w:t>
       </w:r>
       <w:r>
         <w:t xml:space="preserve"> </w:t>
       </w:r>
       <w:r>
-        <w:t xml:space="preserve">prix des «Huiles et graisses» de 31,6%, du «Lait, fromage et œufs» de 4,5%, des «Légumes» de 3,1%, des «Fruits» de 1,6%, des «Pain et céréales» et des «Services de restauration» de 0,8% et des «Produits alimentaires n.c.a.» de 0,2%. Par ailleurs, l’augmentation des prix du «Café, thé et cacao» de 13,7%, des «Viande» de 6,7%, des «Poisson et fruits de mer» de 5,1%, des «Tabac» de 5,0%, des «Eaux minerales, boissons rafraichissantes, jus de fruits et de légumes (nd)» de 1,0% et des «Sucre, confiture, miel, chocolat et confiserie» de 0,6% et la stagnation des prix NA n’ont pas affecté l’évolution générale.</w:t>
+        <w:t xml:space="preserve">prix des «Huiles et graisses» de 31,6%, du «Lait, fromage et œufs» de 4,5%, des «Légumes» de 3,1%, des «Fruits» de 1,6%, des «Pain et céréales» de 0,8% et des «Produits alimentaires non classés ailleurs» de 0,2%. Par ailleurs, l’augmentation des prix du «Café, thé et cacao» de 13,7%, des «Viandes» de 6,7%, des «Poisson et fruits de mer» de 5,1%, du «Tabac» de 5,0%, des «Eaux minérales, boissons rafraîchissantes, jus de fruits et de légumes» de 1,0% et du «Sucre, confiture, miel, chocolat et confiserie» de 0,6% n’a pas affecté l’évolution générale.</w:t>
       </w:r>
     </w:p>
     <w:p>
@@ -212,7 +206,7 @@
         <w:pStyle w:val="ipccorps"/>
       </w:pPr>
       <w:r>
-        <w:t xml:space="preserve">Par ailleurs, la variation annuelle de l’indice des produits non alimentaires a augmenté de 3.1%. Alors que la variation des prix des divisions qui constituent les produits non alimentaires a fluctué entre une diminution de la division de 0,4% pour la division des «Meubles, articles de ménage et entretien courant du foyer» et une augmentation de la division de 10,4% pour la division des «Transports»</w:t>
+        <w:t xml:space="preserve">Par ailleurs, la variation annuelle de l’indice des produits non alimentaires a augmenté de 3,1%. Alors que la variation des prix des divisions qui constituent les produits non alimentaires a fluctué entre une diminution de 0,4% pour la division des «Meubles, articles de ménage et entretien courant du foyer» et une augmentation de 10,4% pour la division des «Transports»</w:t>
       </w:r>
     </w:p>
     <w:p>
@@ -284,7 +278,7 @@
         <w:t xml:space="preserve"> </w:t>
       </w:r>
       <w:r>
-        <w:t xml:space="preserve">En Juin 2026, l’indice des prix à la consommation a décru de 0.6% par rapport à Juin 2025</w:t>
+        <w:t xml:space="preserve">En Juin 2026, l’indice des prix à la consommation a décru de 0,6% par rapport à Juin 2025</w:t>
       </w:r>
     </w:p>
     <w:p>
@@ -356,7 +350,7 @@
         <w:t xml:space="preserve"> </w:t>
       </w:r>
       <w:r>
-        <w:t xml:space="preserve">En Juin 2026, l’indice des prix à la consommation a diminué de 1.3% par rapport à Mai 2026</w:t>
+        <w:t xml:space="preserve">La variation des prix en Juin 2026, a diminué de 1,3% après avoir été de -1,2% en Mai 2026</w:t>
       </w:r>
     </w:p>
     <w:p>
@@ -374,7 +368,7 @@
         <w:pStyle w:val="ipcpara0"/>
       </w:pPr>
       <w:r>
-        <w:t xml:space="preserve">Tableau 2: Indice des prix à la consommation de la ville d’Al Hoceima: Juin 2026 (base 2017: 100)</w:t>
+        <w:t xml:space="preserve">Tableau 4: Indice des prix à la consommation de la ville d’Al Hoceima: de Juin 2026 (base 2017: 100)</w:t>
       </w:r>
     </w:p>
     <w:tbl xmlns:w="http://schemas.openxmlformats.org/wordprocessingml/2006/main" xmlns:r="http://schemas.openxmlformats.org/officeDocument/2006/relationships" xmlns:w14="http://schemas.microsoft.com/office/word/2010/wordml" xmlns:wp="http://schemas.openxmlformats.org/drawingml/2006/wordprocessingDrawing" xmlns:a="http://schemas.openxmlformats.org/drawingml/2006/main" xmlns:pic="http://schemas.openxmlformats.org/drawingml/2006/picture">
@@ -9351,35 +9345,6 @@
       </w:r>
       <w:r>
         <w:t xml:space="preserve">Haut-Commissariat au Plan, Direction de la Statistique – Enquête Nationale sur les Prix à la Consommation.</w:t>
-      </w:r>
-    </w:p>
-    <w:p>
-      <w:pPr>
-        <w:pStyle w:val="ipcpiedpage"/>
-      </w:pPr>
-      <w:r>
-        <w:t xml:space="preserve">Angle Avenue Ibn Tachafine et Avenue Ibn Toumart B.P.104 Tanger</w:t>
-      </w:r>
-      <w:r>
-        <w:br/>
-      </w:r>
-      <w:r>
-        <w:t xml:space="preserve">****</w:t>
-      </w:r>
-      <w:r>
-        <w:t xml:space="preserve">Tél</w:t>
-      </w:r>
-      <w:r>
-        <w:t xml:space="preserve">:0539940698****Fax:0539940364</w:t>
-      </w:r>
-      <w:r>
-        <w:t xml:space="preserve"> </w:t>
-      </w:r>
-      <w:r>
-        <w:t xml:space="preserve">Site Web</w:t>
-      </w:r>
-      <w:r>
-        <w:t xml:space="preserve">: www.hcp.ma/region-tanger Email:hcp.dr.tanger@hcp.ma</w:t>
       </w:r>
     </w:p>
     <w:p>
